--- a/docs/analyses/swanzey-financial-review/02 Findings.docx
+++ b/docs/analyses/swanzey-financial-review/02 Findings.docx
@@ -567,7 +567,7 @@
       <w:r>
         <w:drawing>
           <wp:inline xmlns:a="http://schemas.openxmlformats.org/drawingml/2006/main" xmlns:pic="http://schemas.openxmlformats.org/drawingml/2006/picture">
-            <wp:extent cx="5760720" cy="3218207"/>
+            <wp:extent cx="5760720" cy="3046416"/>
             <wp:docPr id="3" name="Picture 3"/>
             <wp:cNvGraphicFramePr>
               <a:graphicFrameLocks noChangeAspect="1"/>
@@ -588,7 +588,7 @@
                   <pic:spPr>
                     <a:xfrm>
                       <a:off x="0" y="0"/>
-                      <a:ext cx="5760720" cy="3218207"/>
+                      <a:ext cx="5760720" cy="3046416"/>
                     </a:xfrm>
                     <a:prstGeom prst="rect"/>
                   </pic:spPr>

--- a/docs/analyses/swanzey-financial-review/02 Findings.docx
+++ b/docs/analyses/swanzey-financial-review/02 Findings.docx
@@ -34,14 +34,14 @@
     </w:p>
     <w:p>
       <w:r>
-        <w:t>After a flat early-2010s (~+1%/yr, 2011–2019), the operating budget shifted to a +6–7%/yr escalation (2020–2025), rising 55% over the period to $8.94M. Growth is driven by non-discretionary costs (wages, health insurance, the ambulance contract).</w:t>
+        <w:t>After a flat early-2010s (~+1%/yr, 2012–2019), the operating budget shifted to a +6–7%/yr escalation (2020–2026), rising 55% over the period to $8.94M (figures are warrant amounts keyed to meeting year; deliberative amendments were minor). Growth is driven by non-discretionary costs (wages, health insurance, the ambulance contract).</w:t>
       </w:r>
     </w:p>
     <w:p>
       <w:r>
         <w:drawing>
           <wp:inline xmlns:a="http://schemas.openxmlformats.org/drawingml/2006/main" xmlns:pic="http://schemas.openxmlformats.org/drawingml/2006/picture">
-            <wp:extent cx="5760720" cy="3173521"/>
+            <wp:extent cx="5760720" cy="3169421"/>
             <wp:docPr id="1" name="Picture 1"/>
             <wp:cNvGraphicFramePr>
               <a:graphicFrameLocks noChangeAspect="1"/>
@@ -62,7 +62,7 @@
                   <pic:spPr>
                     <a:xfrm>
                       <a:off x="0" y="0"/>
-                      <a:ext cx="5760720" cy="3173521"/>
+                      <a:ext cx="5760720" cy="3169421"/>
                     </a:xfrm>
                     <a:prstGeom prst="rect"/>
                   </pic:spPr>
@@ -159,7 +159,7 @@
               <w:rPr>
                 <w:sz w:val="19"/>
               </w:rPr>
-              <w:t>2011</w:t>
+              <w:t>2012</w:t>
             </w:r>
           </w:p>
         </w:tc>
@@ -217,7 +217,7 @@
               <w:rPr>
                 <w:sz w:val="19"/>
               </w:rPr>
-              <w:t>2015</w:t>
+              <w:t>2016</w:t>
             </w:r>
           </w:p>
         </w:tc>
@@ -289,7 +289,7 @@
               <w:rPr>
                 <w:sz w:val="19"/>
               </w:rPr>
-              <w:t>$6,716,500</w:t>
+              <w:t>$6,303,000</w:t>
             </w:r>
           </w:p>
         </w:tc>
@@ -303,7 +303,7 @@
               <w:rPr>
                 <w:sz w:val="19"/>
               </w:rPr>
-              <w:t>$6,439,109</w:t>
+              <w:t>$6,072,735</w:t>
             </w:r>
           </w:p>
         </w:tc>
@@ -317,7 +317,7 @@
               <w:rPr>
                 <w:sz w:val="19"/>
               </w:rPr>
-              <w:t>+6.6%</w:t>
+              <w:t>amended→$6.33M</w:t>
             </w:r>
           </w:p>
         </w:tc>
@@ -333,7 +333,7 @@
               <w:rPr>
                 <w:sz w:val="19"/>
               </w:rPr>
-              <w:t>2022</w:t>
+              <w:t>2023</w:t>
             </w:r>
           </w:p>
         </w:tc>
@@ -361,7 +361,7 @@
               <w:rPr>
                 <w:sz w:val="19"/>
               </w:rPr>
-              <w:t>$6,864,706</w:t>
+              <w:t>$7,468,834</w:t>
             </w:r>
           </w:p>
         </w:tc>
@@ -375,7 +375,7 @@
               <w:rPr>
                 <w:sz w:val="19"/>
               </w:rPr>
-              <w:t>+7.6%</w:t>
+              <w:t>—</w:t>
             </w:r>
           </w:p>
         </w:tc>
@@ -391,7 +391,7 @@
               <w:rPr>
                 <w:sz w:val="19"/>
               </w:rPr>
-              <w:t>2024</w:t>
+              <w:t>2025</w:t>
             </w:r>
           </w:p>
         </w:tc>
@@ -433,7 +433,7 @@
               <w:rPr>
                 <w:sz w:val="19"/>
               </w:rPr>
-              <w:t>+5.1%</w:t>
+              <w:t>—</w:t>
             </w:r>
           </w:p>
         </w:tc>
@@ -449,7 +449,7 @@
               <w:rPr>
                 <w:sz w:val="19"/>
               </w:rPr>
-              <w:t>2025</w:t>
+              <w:t>2026</w:t>
             </w:r>
           </w:p>
         </w:tc>
@@ -509,14 +509,14 @@
     </w:p>
     <w:p>
       <w:r>
-        <w:t>In SB2 towns, rejecting the operating budget installs the default budget. In Swanzey the gap between proposed and default has collapsed from $560K (2022) to $47K (2025, 0.5%) — and in 2016 and 2017 the default actually exceeded the proposal. 'Vote no to save money' no longer works; the fiscal pressure valve is closed.</w:t>
+        <w:t>In SB2 towns, rejecting the operating budget installs the default budget. In Swanzey that gap has been near-zero or negative repeatedly: the default actually exceeded the proposal in 2017, 2018, and 2023, and came within ~$50K in 2022, 2024, and 2026 ($47K, 0.5%). 'Vote no to save money' largely doesn't work; the fiscal pressure valve is mostly closed.</w:t>
       </w:r>
     </w:p>
     <w:p>
       <w:r>
         <w:drawing>
           <wp:inline xmlns:a="http://schemas.openxmlformats.org/drawingml/2006/main" xmlns:pic="http://schemas.openxmlformats.org/drawingml/2006/picture">
-            <wp:extent cx="5760720" cy="3075117"/>
+            <wp:extent cx="5760720" cy="3071017"/>
             <wp:docPr id="2" name="Picture 2"/>
             <wp:cNvGraphicFramePr>
               <a:graphicFrameLocks noChangeAspect="1"/>
@@ -537,7 +537,7 @@
                   <pic:spPr>
                     <a:xfrm>
                       <a:off x="0" y="0"/>
-                      <a:ext cx="5760720" cy="3075117"/>
+                      <a:ext cx="5760720" cy="3071017"/>
                     </a:xfrm>
                     <a:prstGeom prst="rect"/>
                   </pic:spPr>
